--- a/tillsyn/A 32497-2025 tillsynsbegäran.docx
+++ b/tillsyn/A 32497-2025 tillsynsbegäran.docx
@@ -242,7 +242,7 @@
     <w:r>
       <w:tab/>
       <w:tab/>
-      <w:t>2025-08-23</w:t>
+      <w:t>2025-08-24</w:t>
       <w:br/>
       <w:br/>
     </w:r>

--- a/tillsyn/A 32497-2025 tillsynsbegäran.docx
+++ b/tillsyn/A 32497-2025 tillsynsbegäran.docx
@@ -242,7 +242,7 @@
     <w:r>
       <w:tab/>
       <w:tab/>
-      <w:t>2025-08-24</w:t>
+      <w:t>2025-08-25</w:t>
       <w:br/>
       <w:br/>
     </w:r>

--- a/tillsyn/A 32497-2025 tillsynsbegäran.docx
+++ b/tillsyn/A 32497-2025 tillsynsbegäran.docx
@@ -242,7 +242,7 @@
     <w:r>
       <w:tab/>
       <w:tab/>
-      <w:t>2025-08-25</w:t>
+      <w:t>2025-08-26</w:t>
       <w:br/>
       <w:br/>
     </w:r>

--- a/tillsyn/A 32497-2025 tillsynsbegäran.docx
+++ b/tillsyn/A 32497-2025 tillsynsbegäran.docx
@@ -242,7 +242,7 @@
     <w:r>
       <w:tab/>
       <w:tab/>
-      <w:t>2025-08-26</w:t>
+      <w:t>2025-08-30</w:t>
       <w:br/>
       <w:br/>
     </w:r>

--- a/tillsyn/A 32497-2025 tillsynsbegäran.docx
+++ b/tillsyn/A 32497-2025 tillsynsbegäran.docx
@@ -242,7 +242,7 @@
     <w:r>
       <w:tab/>
       <w:tab/>
-      <w:t>2025-08-30</w:t>
+      <w:t>2025-08-31</w:t>
       <w:br/>
       <w:br/>
     </w:r>

--- a/tillsyn/A 32497-2025 tillsynsbegäran.docx
+++ b/tillsyn/A 32497-2025 tillsynsbegäran.docx
@@ -242,7 +242,7 @@
     <w:r>
       <w:tab/>
       <w:tab/>
-      <w:t>2025-08-31</w:t>
+      <w:t>2025-09-01</w:t>
       <w:br/>
       <w:br/>
     </w:r>

--- a/tillsyn/A 32497-2025 tillsynsbegäran.docx
+++ b/tillsyn/A 32497-2025 tillsynsbegäran.docx
@@ -242,7 +242,7 @@
     <w:r>
       <w:tab/>
       <w:tab/>
-      <w:t>2025-09-01</w:t>
+      <w:t>2025-09-04</w:t>
       <w:br/>
       <w:br/>
     </w:r>

--- a/tillsyn/A 32497-2025 tillsynsbegäran.docx
+++ b/tillsyn/A 32497-2025 tillsynsbegäran.docx
@@ -242,7 +242,7 @@
     <w:r>
       <w:tab/>
       <w:tab/>
-      <w:t>2025-09-04</w:t>
+      <w:t>2025-09-05</w:t>
       <w:br/>
       <w:br/>
     </w:r>

--- a/tillsyn/A 32497-2025 tillsynsbegäran.docx
+++ b/tillsyn/A 32497-2025 tillsynsbegäran.docx
@@ -242,7 +242,7 @@
     <w:r>
       <w:tab/>
       <w:tab/>
-      <w:t>2025-09-13</w:t>
+      <w:t>2025-09-14</w:t>
       <w:br/>
       <w:br/>
     </w:r>

--- a/tillsyn/A 32497-2025 tillsynsbegäran.docx
+++ b/tillsyn/A 32497-2025 tillsynsbegäran.docx
@@ -242,7 +242,7 @@
     <w:r>
       <w:tab/>
       <w:tab/>
-      <w:t>2025-09-14</w:t>
+      <w:t>2025-09-15</w:t>
       <w:br/>
       <w:br/>
     </w:r>

--- a/tillsyn/A 32497-2025 tillsynsbegäran.docx
+++ b/tillsyn/A 32497-2025 tillsynsbegäran.docx
@@ -242,7 +242,7 @@
     <w:r>
       <w:tab/>
       <w:tab/>
-      <w:t>2025-09-15</w:t>
+      <w:t>2025-09-16</w:t>
       <w:br/>
       <w:br/>
     </w:r>

--- a/tillsyn/A 32497-2025 tillsynsbegäran.docx
+++ b/tillsyn/A 32497-2025 tillsynsbegäran.docx
@@ -242,7 +242,7 @@
     <w:r>
       <w:tab/>
       <w:tab/>
-      <w:t>2025-09-16</w:t>
+      <w:t>2025-09-17</w:t>
       <w:br/>
       <w:br/>
     </w:r>

--- a/tillsyn/A 32497-2025 tillsynsbegäran.docx
+++ b/tillsyn/A 32497-2025 tillsynsbegäran.docx
@@ -242,7 +242,7 @@
     <w:r>
       <w:tab/>
       <w:tab/>
-      <w:t>2025-09-17</w:t>
+      <w:t>2025-09-18</w:t>
       <w:br/>
       <w:br/>
     </w:r>

--- a/tillsyn/A 32497-2025 tillsynsbegäran.docx
+++ b/tillsyn/A 32497-2025 tillsynsbegäran.docx
@@ -242,7 +242,7 @@
     <w:r>
       <w:tab/>
       <w:tab/>
-      <w:t>2025-09-18</w:t>
+      <w:t>2025-09-22</w:t>
       <w:br/>
       <w:br/>
     </w:r>

--- a/tillsyn/A 32497-2025 tillsynsbegäran.docx
+++ b/tillsyn/A 32497-2025 tillsynsbegäran.docx
@@ -242,7 +242,7 @@
     <w:r>
       <w:tab/>
       <w:tab/>
-      <w:t>2025-09-22</w:t>
+      <w:t>2025-09-23</w:t>
       <w:br/>
       <w:br/>
     </w:r>

--- a/tillsyn/A 32497-2025 tillsynsbegäran.docx
+++ b/tillsyn/A 32497-2025 tillsynsbegäran.docx
@@ -242,7 +242,7 @@
     <w:r>
       <w:tab/>
       <w:tab/>
-      <w:t>2025-09-23</w:t>
+      <w:t>2025-09-24</w:t>
       <w:br/>
       <w:br/>
     </w:r>

--- a/tillsyn/A 32497-2025 tillsynsbegäran.docx
+++ b/tillsyn/A 32497-2025 tillsynsbegäran.docx
@@ -242,7 +242,7 @@
     <w:r>
       <w:tab/>
       <w:tab/>
-      <w:t>2025-09-24</w:t>
+      <w:t>2025-09-25</w:t>
       <w:br/>
       <w:br/>
     </w:r>

--- a/tillsyn/A 32497-2025 tillsynsbegäran.docx
+++ b/tillsyn/A 32497-2025 tillsynsbegäran.docx
@@ -242,7 +242,7 @@
     <w:r>
       <w:tab/>
       <w:tab/>
-      <w:t>2025-09-25</w:t>
+      <w:t>2025-09-26</w:t>
       <w:br/>
       <w:br/>
     </w:r>

--- a/tillsyn/A 32497-2025 tillsynsbegäran.docx
+++ b/tillsyn/A 32497-2025 tillsynsbegäran.docx
@@ -242,7 +242,7 @@
     <w:r>
       <w:tab/>
       <w:tab/>
-      <w:t>2025-09-26</w:t>
+      <w:t>2025-09-27</w:t>
       <w:br/>
       <w:br/>
     </w:r>

--- a/tillsyn/A 32497-2025 tillsynsbegäran.docx
+++ b/tillsyn/A 32497-2025 tillsynsbegäran.docx
@@ -242,7 +242,7 @@
     <w:r>
       <w:tab/>
       <w:tab/>
-      <w:t>2025-09-27</w:t>
+      <w:t>2025-09-28</w:t>
       <w:br/>
       <w:br/>
     </w:r>

--- a/tillsyn/A 32497-2025 tillsynsbegäran.docx
+++ b/tillsyn/A 32497-2025 tillsynsbegäran.docx
@@ -242,7 +242,7 @@
     <w:r>
       <w:tab/>
       <w:tab/>
-      <w:t>2025-09-28</w:t>
+      <w:t>2025-09-29</w:t>
       <w:br/>
       <w:br/>
     </w:r>

--- a/tillsyn/A 32497-2025 tillsynsbegäran.docx
+++ b/tillsyn/A 32497-2025 tillsynsbegäran.docx
@@ -242,7 +242,7 @@
     <w:r>
       <w:tab/>
       <w:tab/>
-      <w:t>2025-09-29</w:t>
+      <w:t>2025-09-30</w:t>
       <w:br/>
       <w:br/>
     </w:r>
